--- a/storage/templates/normalized-docx/BM-167/BM-167_normalized.docx
+++ b/storage/templates/normalized-docx/BM-167/BM-167_normalized.docx
@@ -133,7 +133,7 @@
                 <w:szCs w:val="26"/>
                 <w:lang w:val="en-US" w:eastAsia="en-US"/>
               </w:rPr>
-              <w:t>.................................................</w:t>
+              <w:t>{{agency.name}}</w:t>
             </w:r>
           </w:p>
         </w:tc>
@@ -1123,7 +1123,7 @@
                 <w:szCs w:val="28"/>
                 <w:lang w:val="en-US" w:eastAsia="en-US"/>
               </w:rPr>
-              <w:t>........................................</w:t>
+              <w:t>{{document.field}}</w:t>
             </w:r>
           </w:p>
           <w:p>
@@ -1566,7 +1566,7 @@
           <w:szCs w:val="28"/>
           <w:lang w:val="en-US"/>
         </w:rPr>
-        <w:t>...</w:t>
+        <w:t>{{document.field}}</w:t>
       </w:r>
       <w:r>
         <w:rPr>
@@ -2369,9 +2369,9 @@
   <w:docDefaults>
     <w:rPrDefault>
       <w:rPr>
-        <w:rFonts w:asciiTheme="minorHAnsi" w:eastAsiaTheme="minorHAnsi" w:hAnsiTheme="minorHAnsi" w:cstheme="minorBidi"/>
-        <w:sz w:val="22"/>
-        <w:szCs w:val="22"/>
+        <w:rFonts w:ascii="Times New Roman" w:eastAsia="Times New Roman" w:hAnsi="Times New Roman" w:cs="Times New Roman"/>
+        <w:sz w:val="26"/>
+        <w:szCs w:val="26"/>
         <w:lang w:val="en-US" w:eastAsia="en-US" w:bidi="ar-SA"/>
       </w:rPr>
     </w:rPrDefault>
@@ -2768,10 +2768,10 @@
       <w:spacing w:after="0" w:line="240" w:lineRule="auto"/>
     </w:pPr>
     <w:rPr>
-      <w:rFonts w:ascii="Courier New" w:eastAsia="Courier New" w:hAnsi="Courier New" w:cs="Courier New"/>
+      <w:rFonts w:ascii="Times New Roman" w:eastAsia="Times New Roman" w:hAnsi="Times New Roman" w:cs="Times New Roman"/>
       <w:color w:val="000000"/>
-      <w:sz w:val="24"/>
-      <w:szCs w:val="24"/>
+      <w:sz w:val="26"/>
+      <w:szCs w:val="26"/>
       <w:lang w:val="vi-VN" w:eastAsia="vi-VN"/>
     </w:rPr>
   </w:style>

--- a/storage/templates/normalized-docx/BM-167/BM-167_normalized.docx
+++ b/storage/templates/normalized-docx/BM-167/BM-167_normalized.docx
@@ -1123,7 +1123,7 @@
                 <w:szCs w:val="28"/>
                 <w:lang w:val="en-US" w:eastAsia="en-US"/>
               </w:rPr>
-              <w:t>{{document.field}}</w:t>
+              <w:t>{{document.fullDocumentCode2}</w:t>
             </w:r>
           </w:p>
           <w:p>
@@ -1566,7 +1566,7 @@
           <w:szCs w:val="28"/>
           <w:lang w:val="en-US"/>
         </w:rPr>
-        <w:t>{{document.field}}</w:t>
+        <w:t>{{document.fullDocumentCode2}</w:t>
       </w:r>
       <w:r>
         <w:rPr>

--- a/storage/templates/normalized-docx/BM-167/BM-167_normalized.docx
+++ b/storage/templates/normalized-docx/BM-167/BM-167_normalized.docx
@@ -1123,7 +1123,7 @@
                 <w:szCs w:val="28"/>
                 <w:lang w:val="en-US" w:eastAsia="en-US"/>
               </w:rPr>
-              <w:t>{{document.fullDocumentCode2}</w:t>
+              <w:t>{{document.fullDocumentCode2}}</w:t>
             </w:r>
           </w:p>
           <w:p>
@@ -1566,7 +1566,7 @@
           <w:szCs w:val="28"/>
           <w:lang w:val="en-US"/>
         </w:rPr>
-        <w:t>{{document.fullDocumentCode2}</w:t>
+        <w:t>{{document.fullDocumentCode2}}</w:t>
       </w:r>
       <w:r>
         <w:rPr>
